--- a/Dokumentáció/Felhasznaloi_Dokumentacio_UdvariDominik_SutusRobert.docx
+++ b/Dokumentáció/Felhasznaloi_Dokumentacio_UdvariDominik_SutusRobert.docx
@@ -281,6 +281,13 @@
     </w:p>
     <w:sdt>
       <w:sdtPr>
+        <w:rPr>
+          <w:rFonts w:ascii="Times New Roman" w:eastAsia="Times New Roman" w:hAnsi="Times New Roman" w:cs="Times New Roman"/>
+          <w:color w:val="auto"/>
+          <w:sz w:val="22"/>
+          <w:szCs w:val="22"/>
+          <w:lang w:val="hu-HU"/>
+        </w:rPr>
         <w:id w:val="-1199695864"/>
         <w:docPartObj>
           <w:docPartGallery w:val="Table of Contents"/>
@@ -289,14 +296,9 @@
       </w:sdtPr>
       <w:sdtEndPr>
         <w:rPr>
-          <w:rFonts w:ascii="Times New Roman" w:eastAsia="Times New Roman" w:hAnsi="Times New Roman" w:cs="Times New Roman"/>
           <w:b/>
           <w:bCs/>
           <w:noProof/>
-          <w:color w:val="auto"/>
-          <w:sz w:val="22"/>
-          <w:szCs w:val="22"/>
-          <w:lang w:val="hu-HU"/>
         </w:rPr>
       </w:sdtEndPr>
       <w:sdtContent>
@@ -304,9 +306,6 @@
           <w:pPr>
             <w:pStyle w:val="TOCHeading"/>
           </w:pPr>
-          <w:r>
-            <w:t>Contents</w:t>
-          </w:r>
         </w:p>
         <w:p>
           <w:pPr>
@@ -333,64 +332,6 @@
           <w:r>
             <w:fldChar w:fldCharType="separate"/>
           </w:r>
-          <w:hyperlink w:anchor="_Toc228114349" w:history="1">
-            <w:r>
-              <w:rPr>
-                <w:rStyle w:val="Hyperlink"/>
-                <w:noProof/>
-                <w:spacing w:val="-2"/>
-              </w:rPr>
-              <w:t>Tartalomjegyzék</w:t>
-            </w:r>
-            <w:r>
-              <w:rPr>
-                <w:noProof/>
-                <w:webHidden/>
-              </w:rPr>
-              <w:tab/>
-            </w:r>
-            <w:r>
-              <w:rPr>
-                <w:noProof/>
-                <w:webHidden/>
-              </w:rPr>
-              <w:fldChar w:fldCharType="begin"/>
-            </w:r>
-            <w:r>
-              <w:rPr>
-                <w:noProof/>
-                <w:webHidden/>
-              </w:rPr>
-              <w:instrText xml:space="preserve"> PAGEREF _Toc228114349 \h </w:instrText>
-            </w:r>
-            <w:r>
-              <w:rPr>
-                <w:noProof/>
-                <w:webHidden/>
-              </w:rPr>
-            </w:r>
-            <w:r>
-              <w:rPr>
-                <w:noProof/>
-                <w:webHidden/>
-              </w:rPr>
-              <w:fldChar w:fldCharType="separate"/>
-            </w:r>
-            <w:r>
-              <w:rPr>
-                <w:noProof/>
-                <w:webHidden/>
-              </w:rPr>
-              <w:t>2</w:t>
-            </w:r>
-            <w:r>
-              <w:rPr>
-                <w:noProof/>
-                <w:webHidden/>
-              </w:rPr>
-              <w:fldChar w:fldCharType="end"/>
-            </w:r>
-          </w:hyperlink>
         </w:p>
         <w:p>
           <w:pPr>
@@ -474,7 +415,7 @@
                 <w:noProof/>
                 <w:webHidden/>
               </w:rPr>
-              <w:t>2</w:t>
+              <w:t>3</w:t>
             </w:r>
             <w:r>
               <w:rPr>
@@ -567,7 +508,7 @@
                 <w:noProof/>
                 <w:webHidden/>
               </w:rPr>
-              <w:t>4</w:t>
+              <w:t>3</w:t>
             </w:r>
             <w:r>
               <w:rPr>
@@ -660,7 +601,7 @@
                 <w:noProof/>
                 <w:webHidden/>
               </w:rPr>
-              <w:t>5</w:t>
+              <w:t>4</w:t>
             </w:r>
             <w:r>
               <w:rPr>
@@ -753,7 +694,7 @@
                 <w:noProof/>
                 <w:webHidden/>
               </w:rPr>
-              <w:t>6</w:t>
+              <w:t>5</w:t>
             </w:r>
             <w:r>
               <w:rPr>
@@ -846,7 +787,7 @@
                 <w:noProof/>
                 <w:webHidden/>
               </w:rPr>
-              <w:t>7</w:t>
+              <w:t>6</w:t>
             </w:r>
             <w:r>
               <w:rPr>
@@ -939,7 +880,7 @@
                 <w:noProof/>
                 <w:webHidden/>
               </w:rPr>
-              <w:t>8</w:t>
+              <w:t>7</w:t>
             </w:r>
             <w:r>
               <w:rPr>
@@ -1032,7 +973,7 @@
                 <w:noProof/>
                 <w:webHidden/>
               </w:rPr>
-              <w:t>9</w:t>
+              <w:t>8</w:t>
             </w:r>
             <w:r>
               <w:rPr>
@@ -1125,7 +1066,7 @@
                 <w:noProof/>
                 <w:webHidden/>
               </w:rPr>
-              <w:t>10</w:t>
+              <w:t>9</w:t>
             </w:r>
             <w:r>
               <w:rPr>
@@ -1218,7 +1159,7 @@
                 <w:noProof/>
                 <w:webHidden/>
               </w:rPr>
-              <w:t>11</w:t>
+              <w:t>10</w:t>
             </w:r>
             <w:r>
               <w:rPr>
@@ -1312,7 +1253,7 @@
                 <w:noProof/>
                 <w:webHidden/>
               </w:rPr>
-              <w:t>12</w:t>
+              <w:t>11</w:t>
             </w:r>
             <w:r>
               <w:rPr>
@@ -1406,7 +1347,7 @@
                 <w:noProof/>
                 <w:webHidden/>
               </w:rPr>
-              <w:t>12</w:t>
+              <w:t>11</w:t>
             </w:r>
             <w:r>
               <w:rPr>
@@ -1500,7 +1441,7 @@
                 <w:noProof/>
                 <w:webHidden/>
               </w:rPr>
-              <w:t>13</w:t>
+              <w:t>12</w:t>
             </w:r>
             <w:r>
               <w:rPr>
@@ -1649,7 +1590,7 @@
           <w:szCs w:val="36"/>
         </w:rPr>
         <w:pict w14:anchorId="6882BA6B">
-          <v:rect id="_x0000_i1370" style="width:0;height:1.5pt" o:hralign="center" o:hrstd="t" o:hr="t" fillcolor="#a0a0a0" stroked="f"/>
+          <v:rect id="_x0000_i1025" style="width:0;height:1.5pt" o:hralign="center" o:hrstd="t" o:hr="t" fillcolor="#a0a0a0" stroked="f"/>
         </w:pict>
       </w:r>
     </w:p>
@@ -2232,7 +2173,7 @@
           <w:szCs w:val="36"/>
         </w:rPr>
         <w:pict w14:anchorId="2B639B3D">
-          <v:rect id="_x0000_i1131" style="width:0;height:1.5pt" o:hralign="center" o:hrstd="t" o:hr="t" fillcolor="#a0a0a0" stroked="f"/>
+          <v:rect id="_x0000_i1026" style="width:0;height:1.5pt" o:hralign="center" o:hrstd="t" o:hr="t" fillcolor="#a0a0a0" stroked="f"/>
         </w:pict>
       </w:r>
     </w:p>
@@ -2285,7 +2226,7 @@
           <w:szCs w:val="36"/>
         </w:rPr>
         <w:pict w14:anchorId="4F067F90">
-          <v:rect id="_x0000_i1130" style="width:0;height:1.5pt" o:hralign="center" o:hrstd="t" o:hr="t" fillcolor="#a0a0a0" stroked="f"/>
+          <v:rect id="_x0000_i1027" style="width:0;height:1.5pt" o:hralign="center" o:hrstd="t" o:hr="t" fillcolor="#a0a0a0" stroked="f"/>
         </w:pict>
       </w:r>
     </w:p>
@@ -2620,7 +2561,7 @@
           <w:szCs w:val="36"/>
         </w:rPr>
         <w:pict w14:anchorId="5143D212">
-          <v:rect id="_x0000_i1129" style="width:0;height:1.5pt" o:hralign="center" o:hrstd="t" o:hr="t" fillcolor="#a0a0a0" stroked="f"/>
+          <v:rect id="_x0000_i1028" style="width:0;height:1.5pt" o:hralign="center" o:hrstd="t" o:hr="t" fillcolor="#a0a0a0" stroked="f"/>
         </w:pict>
       </w:r>
     </w:p>
@@ -2691,7 +2632,7 @@
           <w:szCs w:val="36"/>
         </w:rPr>
         <w:pict w14:anchorId="0AC72C1B">
-          <v:rect id="_x0000_i1127" style="width:0;height:1.5pt" o:hralign="center" o:hrstd="t" o:hr="t" fillcolor="#a0a0a0" stroked="f"/>
+          <v:rect id="_x0000_i1029" style="width:0;height:1.5pt" o:hralign="center" o:hrstd="t" o:hr="t" fillcolor="#a0a0a0" stroked="f"/>
         </w:pict>
       </w:r>
     </w:p>
@@ -2757,7 +2698,7 @@
           <w:szCs w:val="36"/>
         </w:rPr>
         <w:pict w14:anchorId="40F4C1BF">
-          <v:rect id="_x0000_i1128" style="width:0;height:1.5pt" o:hralign="center" o:hrstd="t" o:hr="t" fillcolor="#a0a0a0" stroked="f"/>
+          <v:rect id="_x0000_i1030" style="width:0;height:1.5pt" o:hralign="center" o:hrstd="t" o:hr="t" fillcolor="#a0a0a0" stroked="f"/>
         </w:pict>
       </w:r>
     </w:p>
@@ -2791,7 +2732,7 @@
           <w:szCs w:val="36"/>
         </w:rPr>
         <w:pict w14:anchorId="6980CED0">
-          <v:rect id="_x0000_i1109" style="width:0;height:1.5pt" o:hralign="center" o:hrstd="t" o:hr="t" fillcolor="#a0a0a0" stroked="f"/>
+          <v:rect id="_x0000_i1031" style="width:0;height:1.5pt" o:hralign="center" o:hrstd="t" o:hr="t" fillcolor="#a0a0a0" stroked="f"/>
         </w:pict>
       </w:r>
     </w:p>
@@ -3074,7 +3015,7 @@
           <w:szCs w:val="36"/>
         </w:rPr>
         <w:pict w14:anchorId="20AA2440">
-          <v:rect id="_x0000_i1159" style="width:0;height:1.5pt" o:hralign="center" o:hrstd="t" o:hr="t" fillcolor="#a0a0a0" stroked="f"/>
+          <v:rect id="_x0000_i1032" style="width:0;height:1.5pt" o:hralign="center" o:hrstd="t" o:hr="t" fillcolor="#a0a0a0" stroked="f"/>
         </w:pict>
       </w:r>
     </w:p>
@@ -3091,14 +3032,7 @@
           <w:sz w:val="36"/>
           <w:szCs w:val="36"/>
         </w:rPr>
-        <w:t>Új termékeknél m</w:t>
-      </w:r>
-      <w:r>
-        <w:rPr>
-          <w:sz w:val="36"/>
-          <w:szCs w:val="36"/>
-        </w:rPr>
-        <w:t>egadható:</w:t>
+        <w:t>Új termékeknél megadható:</w:t>
       </w:r>
     </w:p>
     <w:p>
@@ -3315,7 +3249,7 @@
           <w:szCs w:val="36"/>
         </w:rPr>
         <w:pict w14:anchorId="3A3D6A57">
-          <v:rect id="_x0000_i1160" style="width:0;height:1.5pt" o:hralign="center" o:hrstd="t" o:hr="t" fillcolor="#a0a0a0" stroked="f"/>
+          <v:rect id="_x0000_i1033" style="width:0;height:1.5pt" o:hralign="center" o:hrstd="t" o:hr="t" fillcolor="#a0a0a0" stroked="f"/>
         </w:pict>
       </w:r>
     </w:p>
@@ -3332,28 +3266,7 @@
           <w:sz w:val="36"/>
           <w:szCs w:val="36"/>
         </w:rPr>
-        <w:t>Termékek s</w:t>
-      </w:r>
-      <w:r>
-        <w:rPr>
-          <w:sz w:val="36"/>
-          <w:szCs w:val="36"/>
-        </w:rPr>
-        <w:t>zűrhető</w:t>
-      </w:r>
-      <w:r>
-        <w:rPr>
-          <w:sz w:val="36"/>
-          <w:szCs w:val="36"/>
-        </w:rPr>
-        <w:t>ek</w:t>
-      </w:r>
-      <w:r>
-        <w:rPr>
-          <w:sz w:val="36"/>
-          <w:szCs w:val="36"/>
-        </w:rPr>
-        <w:t>:</w:t>
+        <w:t>Termékek szűrhetőek:</w:t>
       </w:r>
     </w:p>
     <w:p>
@@ -3442,7 +3355,7 @@
           <w:szCs w:val="36"/>
         </w:rPr>
         <w:pict w14:anchorId="61256332">
-          <v:rect id="_x0000_i1161" style="width:0;height:1.5pt" o:hralign="center" o:hrstd="t" o:hr="t" fillcolor="#a0a0a0" stroked="f"/>
+          <v:rect id="_x0000_i1034" style="width:0;height:1.5pt" o:hralign="center" o:hrstd="t" o:hr="t" fillcolor="#a0a0a0" stroked="f"/>
         </w:pict>
       </w:r>
     </w:p>
@@ -3459,28 +3372,7 @@
           <w:sz w:val="36"/>
           <w:szCs w:val="36"/>
         </w:rPr>
-        <w:t>Módos</w:t>
-      </w:r>
-      <w:r>
-        <w:rPr>
-          <w:sz w:val="36"/>
-          <w:szCs w:val="36"/>
-        </w:rPr>
-        <w:t>í</w:t>
-      </w:r>
-      <w:r>
-        <w:rPr>
-          <w:sz w:val="36"/>
-          <w:szCs w:val="36"/>
-        </w:rPr>
-        <w:t>tásra l</w:t>
-      </w:r>
-      <w:r>
-        <w:rPr>
-          <w:sz w:val="36"/>
-          <w:szCs w:val="36"/>
-        </w:rPr>
-        <w:t>ehetőség van:</w:t>
+        <w:t>Módosításra lehetőség van:</w:t>
       </w:r>
     </w:p>
     <w:p>
@@ -3569,7 +3461,7 @@
           <w:szCs w:val="36"/>
         </w:rPr>
         <w:pict w14:anchorId="725B5BF7">
-          <v:rect id="_x0000_i1162" style="width:0;height:1.5pt" o:hralign="center" o:hrstd="t" o:hr="t" fillcolor="#a0a0a0" stroked="f"/>
+          <v:rect id="_x0000_i1035" style="width:0;height:1.5pt" o:hralign="center" o:hrstd="t" o:hr="t" fillcolor="#a0a0a0" stroked="f"/>
         </w:pict>
       </w:r>
     </w:p>
@@ -3586,28 +3478,7 @@
           <w:sz w:val="36"/>
           <w:szCs w:val="36"/>
         </w:rPr>
-        <w:t>A már nem szükséges termék</w:t>
-      </w:r>
-      <w:r>
-        <w:rPr>
-          <w:sz w:val="36"/>
-          <w:szCs w:val="36"/>
-        </w:rPr>
-        <w:t>/termékek</w:t>
-      </w:r>
-      <w:r>
-        <w:rPr>
-          <w:sz w:val="36"/>
-          <w:szCs w:val="36"/>
-        </w:rPr>
-        <w:t xml:space="preserve"> törölhető</w:t>
-      </w:r>
-      <w:r>
-        <w:rPr>
-          <w:sz w:val="36"/>
-          <w:szCs w:val="36"/>
-        </w:rPr>
-        <w:t>/törölhetőek</w:t>
+        <w:t>A már nem szükséges termék/termékek törölhető/törölhetőek</w:t>
       </w:r>
       <w:r>
         <w:rPr>
@@ -3833,7 +3704,7 @@
           <w:szCs w:val="36"/>
         </w:rPr>
         <w:pict w14:anchorId="5349851D">
-          <v:rect id="_x0000_i1203" style="width:0;height:1.5pt" o:hralign="center" o:hrstd="t" o:hr="t" fillcolor="#a0a0a0" stroked="f"/>
+          <v:rect id="_x0000_i1036" style="width:0;height:1.5pt" o:hralign="center" o:hrstd="t" o:hr="t" fillcolor="#a0a0a0" stroked="f"/>
         </w:pict>
       </w:r>
     </w:p>
@@ -3887,7 +3758,7 @@
           <w:szCs w:val="36"/>
         </w:rPr>
         <w:pict w14:anchorId="468492BC">
-          <v:rect id="_x0000_i1204" style="width:0;height:1.5pt" o:hralign="center" o:hrstd="t" o:hr="t" fillcolor="#a0a0a0" stroked="f"/>
+          <v:rect id="_x0000_i1037" style="width:0;height:1.5pt" o:hralign="center" o:hrstd="t" o:hr="t" fillcolor="#a0a0a0" stroked="f"/>
         </w:pict>
       </w:r>
     </w:p>
@@ -3941,7 +3812,7 @@
           <w:szCs w:val="36"/>
         </w:rPr>
         <w:pict w14:anchorId="66FE1108">
-          <v:rect id="_x0000_i1205" style="width:0;height:1.5pt" o:hralign="center" o:hrstd="t" o:hr="t" fillcolor="#a0a0a0" stroked="f"/>
+          <v:rect id="_x0000_i1038" style="width:0;height:1.5pt" o:hralign="center" o:hrstd="t" o:hr="t" fillcolor="#a0a0a0" stroked="f"/>
         </w:pict>
       </w:r>
     </w:p>
@@ -4011,7 +3882,7 @@
           <w:szCs w:val="36"/>
         </w:rPr>
         <w:pict w14:anchorId="3BE05ED6">
-          <v:rect id="_x0000_i1206" style="width:0;height:1.5pt" o:hralign="center" o:hrstd="t" o:hr="t" fillcolor="#a0a0a0" stroked="f"/>
+          <v:rect id="_x0000_i1039" style="width:0;height:1.5pt" o:hralign="center" o:hrstd="t" o:hr="t" fillcolor="#a0a0a0" stroked="f"/>
         </w:pict>
       </w:r>
     </w:p>
@@ -4328,7 +4199,7 @@
           <w:szCs w:val="28"/>
         </w:rPr>
         <w:pict w14:anchorId="23A76017">
-          <v:rect id="_x0000_i1245" style="width:0;height:1.5pt" o:hralign="center" o:hrstd="t" o:hr="t" fillcolor="#a0a0a0" stroked="f"/>
+          <v:rect id="_x0000_i1040" style="width:0;height:1.5pt" o:hralign="center" o:hrstd="t" o:hr="t" fillcolor="#a0a0a0" stroked="f"/>
         </w:pict>
       </w:r>
     </w:p>
@@ -4514,7 +4385,7 @@
           <w:szCs w:val="28"/>
         </w:rPr>
         <w:pict w14:anchorId="54276BC2">
-          <v:rect id="_x0000_i1258" style="width:0;height:1.5pt" o:hralign="center" o:hrstd="t" o:hr="t" fillcolor="#a0a0a0" stroked="f"/>
+          <v:rect id="_x0000_i1041" style="width:0;height:1.5pt" o:hralign="center" o:hrstd="t" o:hr="t" fillcolor="#a0a0a0" stroked="f"/>
         </w:pict>
       </w:r>
     </w:p>
@@ -4647,16 +4518,7 @@
           <w:sz w:val="28"/>
           <w:szCs w:val="28"/>
         </w:rPr>
-        <w:t>L</w:t>
-      </w:r>
-      <w:r>
-        <w:rPr>
-          <w:b/>
-          <w:bCs/>
-          <w:sz w:val="28"/>
-          <w:szCs w:val="28"/>
-        </w:rPr>
-        <w:t>ista készül a hiányzó elemekről.</w:t>
+        <w:t>Lista készül a hiányzó elemekről.</w:t>
       </w:r>
     </w:p>
     <w:p>
@@ -4676,7 +4538,7 @@
           <w:szCs w:val="28"/>
         </w:rPr>
         <w:pict w14:anchorId="075DC554">
-          <v:rect id="_x0000_i1259" style="width:0;height:1.5pt" o:hralign="center" o:hrstd="t" o:hr="t" fillcolor="#a0a0a0" stroked="f"/>
+          <v:rect id="_x0000_i1042" style="width:0;height:1.5pt" o:hralign="center" o:hrstd="t" o:hr="t" fillcolor="#a0a0a0" stroked="f"/>
         </w:pict>
       </w:r>
     </w:p>
@@ -4825,14 +4687,7 @@
           <w:sz w:val="28"/>
           <w:szCs w:val="28"/>
         </w:rPr>
-        <w:t>Ha egy termék 2 napon belül lejár</w:t>
-      </w:r>
-      <w:r>
-        <w:rPr>
-          <w:sz w:val="28"/>
-          <w:szCs w:val="28"/>
-        </w:rPr>
-        <w:t xml:space="preserve"> akkor üzenet érkezik róla</w:t>
+        <w:t>Ha egy termék 2 napon belül lejár akkor üzenet érkezik róla</w:t>
       </w:r>
     </w:p>
     <w:p>
@@ -4849,7 +4704,7 @@
           <w:szCs w:val="28"/>
         </w:rPr>
         <w:pict w14:anchorId="314384E7">
-          <v:rect id="_x0000_i1264" style="width:0;height:1.5pt" o:hralign="center" o:hrstd="t" o:hr="t" fillcolor="#a0a0a0" stroked="f"/>
+          <v:rect id="_x0000_i1043" style="width:0;height:1.5pt" o:hralign="center" o:hrstd="t" o:hr="t" fillcolor="#a0a0a0" stroked="f"/>
         </w:pict>
       </w:r>
     </w:p>
@@ -4908,7 +4763,7 @@
           <w:szCs w:val="28"/>
         </w:rPr>
         <w:pict w14:anchorId="064E5F06">
-          <v:rect id="_x0000_i1265" style="width:0;height:1.5pt" o:hralign="center" o:hrstd="t" o:hr="t" fillcolor="#a0a0a0" stroked="f"/>
+          <v:rect id="_x0000_i1044" style="width:0;height:1.5pt" o:hralign="center" o:hrstd="t" o:hr="t" fillcolor="#a0a0a0" stroked="f"/>
         </w:pict>
       </w:r>
     </w:p>
@@ -5228,7 +5083,7 @@
           <w:szCs w:val="28"/>
         </w:rPr>
         <w:pict w14:anchorId="676C1CC4">
-          <v:rect id="_x0000_i1294" style="width:0;height:1.5pt" o:hralign="center" o:hrstd="t" o:hr="t" fillcolor="#a0a0a0" stroked="f"/>
+          <v:rect id="_x0000_i1045" style="width:0;height:1.5pt" o:hralign="center" o:hrstd="t" o:hr="t" fillcolor="#a0a0a0" stroked="f"/>
         </w:pict>
       </w:r>
     </w:p>
@@ -5324,7 +5179,7 @@
           <w:szCs w:val="28"/>
         </w:rPr>
         <w:pict w14:anchorId="39986AE3">
-          <v:rect id="_x0000_i1295" style="width:0;height:1.5pt" o:hralign="center" o:hrstd="t" o:hr="t" fillcolor="#a0a0a0" stroked="f"/>
+          <v:rect id="_x0000_i1046" style="width:0;height:1.5pt" o:hralign="center" o:hrstd="t" o:hr="t" fillcolor="#a0a0a0" stroked="f"/>
         </w:pict>
       </w:r>
     </w:p>
@@ -5420,7 +5275,7 @@
           <w:szCs w:val="28"/>
         </w:rPr>
         <w:pict w14:anchorId="27495E95">
-          <v:rect id="_x0000_i1296" style="width:0;height:1.5pt" o:hralign="center" o:hrstd="t" o:hr="t" fillcolor="#a0a0a0" stroked="f"/>
+          <v:rect id="_x0000_i1047" style="width:0;height:1.5pt" o:hralign="center" o:hrstd="t" o:hr="t" fillcolor="#a0a0a0" stroked="f"/>
         </w:pict>
       </w:r>
     </w:p>
@@ -11454,6 +11309,7 @@
   <w:style w:type="character" w:default="1" w:styleId="DefaultParagraphFont">
     <w:name w:val="Default Paragraph Font"/>
     <w:uiPriority w:val="1"/>
+    <w:semiHidden/>
     <w:unhideWhenUsed/>
   </w:style>
   <w:style w:type="table" w:default="1" w:styleId="TableNormal">
@@ -11756,6 +11612,18 @@
       <w:bCs/>
     </w:rPr>
   </w:style>
+  <w:style w:type="character" w:styleId="UnresolvedMention">
+    <w:name w:val="Unresolved Mention"/>
+    <w:basedOn w:val="DefaultParagraphFont"/>
+    <w:uiPriority w:val="99"/>
+    <w:semiHidden/>
+    <w:unhideWhenUsed/>
+    <w:rsid w:val="00EB2626"/>
+    <w:rPr>
+      <w:color w:val="605E5C"/>
+      <w:shd w:val="clear" w:color="auto" w:fill="E1DFDD"/>
+    </w:rPr>
+  </w:style>
 </w:styles>
 </file>
 
